--- a/Test/Create_Target/de-DE/Check automation_de.docx
+++ b/Test/Create_Target/de-DE/Check automation_de.docx
@@ -47,7 +47,7 @@
           <w:cs w:val="0"/>
           <w:lang w:val="de-DE" w:eastAsia="en-US" w:bidi="ar-SA"/>
         </w:rPr>
-        <w:t>Ãgrììcýûltýûrèê tèêchnôòlôògy (ÃgTèêch) ýûsèês ììnnôòvâãtììôòn lììkèê ÃÏ, drôònèês, sèênsôòrs, GPS, âãnd rôòbôòtììcs tôò bôòôòst fâãrmììng èêffììcììèêncy, yììèêld, âãnd sýûstâãììnâãbììlììty, âãddrèêssììng lâãbôòr shôòrtâãgèês âãnd rèêsôòýûrcèê mâãnâãgèêmèênt thrôòýûgh prèêcììsììôòn fâãrmììng, dâãtâã âãnâãlytììcs, âãýûtôòmâãtììôòn fôòr tâãsks lììkèê sèêèêdììng/hâãrvèêstììng, âãnd bììôòtèêchnôòlôògy fôòr ììmprôòvèêd crôòps, trâãnsfôòrmììng trâãdììtììôònâãl fâãrmììng ììntôò smâãrt, dâãtâã-drììvèên ôòpèêrâãtììôòns</w:t>
+        <w:t>Àgrìïcùúltùúrèé tèéchnõölõögy (ÀgTèéch) ùúsèés ìïnnõövããtìïõön lìïkèé ÀÎ, drõönèés, sèénsõörs, GPS, ããnd rõöbõötìïcs tõö bõöõöst fããrmìïng èéffìïcìïèéncy, yìïèéld, ããnd sùústããìïnããbìïlìïty, ããddrèéssìïng lããbõör shõörtããgèés ããnd rèésõöùúrcèé mããnããgèémèént thrõöùúgh prèécìïsìïõön fããrmìïng, dããtãã ããnããlytìïcs, ããùútõömããtìïõön fõör tããsks lìïkèé sèéèédìïng/hããrvèéstìïng, ããnd bìïõötèéchnõölõögy fõör ìïmprõövèéd crõöps, trããnsfõörmìïng trããdìïtìïõönããl fããrmìïng ìïntõö smããrt, dããtãã-drìïvèén õöpèérããtìïõöns</w:t>
       </w:r>
     </w:p>
     <w:sectPr>

--- a/Test/Create_Target/de-DE/Check automation_de.docx
+++ b/Test/Create_Target/de-DE/Check automation_de.docx
@@ -47,7 +47,7 @@
           <w:cs w:val="0"/>
           <w:lang w:val="de-DE" w:eastAsia="en-US" w:bidi="ar-SA"/>
         </w:rPr>
-        <w:t>Àgrìïcùúltùúrèé tèéchnõölõögy (ÀgTèéch) ùúsèés ìïnnõövããtìïõön lìïkèé ÀÎ, drõönèés, sèénsõörs, GPS, ããnd rõöbõötìïcs tõö bõöõöst fããrmìïng èéffìïcìïèéncy, yìïèéld, ããnd sùústããìïnããbìïlìïty, ããddrèéssìïng lããbõör shõörtããgèés ããnd rèésõöùúrcèé mããnããgèémèént thrõöùúgh prèécìïsìïõön fããrmìïng, dããtãã ããnããlytìïcs, ããùútõömããtìïõön fõör tããsks lìïkèé sèéèédìïng/hããrvèéstìïng, ããnd bìïõötèéchnõölõögy fõör ìïmprõövèéd crõöps, trããnsfõörmìïng trããdìïtìïõönããl fããrmìïng ìïntõö smããrt, dããtãã-drìïvèén õöpèérããtìïõöns</w:t>
+        <w:t>Ãgrïícýúltýúrêê têêchnõölõögy (ÃgTêêch) ýúsêês ïínnõövååtïíõön lïíkêê ÃÌ, drõönêês, sêênsõörs, GPS, åånd rõöbõötïícs tõö bõöõöst fåårmïíng êêffïícïíêêncy, yïíêêld, åånd sýústååïínååbïílïíty, ååddrêêssïíng lååbõör shõörtåågêês åånd rêêsõöýúrcêê måånåågêêmêênt thrõöýúgh prêêcïísïíõön fåårmïíng, dååtåå åånåålytïícs, ååýútõömååtïíõön fõör tååsks lïíkêê sêêêêdïíng/håårvêêstïíng, åånd bïíõötêêchnõölõögy fõör ïímprõövêêd crõöps, tråånsfõörmïíng tråådïítïíõönåål fåårmïíng ïíntõö småårt, dååtåå-drïívêên õöpêêrååtïíõöns</w:t>
       </w:r>
     </w:p>
     <w:sectPr>

--- a/Test/Create_Target/de-DE/Check automation_de.docx
+++ b/Test/Create_Target/de-DE/Check automation_de.docx
@@ -47,7 +47,7 @@
           <w:cs w:val="0"/>
           <w:lang w:val="de-DE" w:eastAsia="en-US" w:bidi="ar-SA"/>
         </w:rPr>
-        <w:t>Ãgrïícýúltýúrêê têêchnõölõögy (ÃgTêêch) ýúsêês ïínnõövååtïíõön lïíkêê ÃÌ, drõönêês, sêênsõörs, GPS, åånd rõöbõötïícs tõö bõöõöst fåårmïíng êêffïícïíêêncy, yïíêêld, åånd sýústååïínååbïílïíty, ååddrêêssïíng lååbõör shõörtåågêês åånd rêêsõöýúrcêê måånåågêêmêênt thrõöýúgh prêêcïísïíõön fåårmïíng, dååtåå åånåålytïícs, ååýútõömååtïíõön fõör tååsks lïíkêê sêêêêdïíng/håårvêêstïíng, åånd bïíõötêêchnõölõögy fõör ïímprõövêêd crõöps, tråånsfõörmïíng tråådïítïíõönåål fåårmïíng ïíntõö småårt, dååtåå-drïívêên õöpêêrååtïíõöns</w:t>
+        <w:t>Ågríîcúültúürèë tèëchnõôlõôgy (ÅgTèëch) úüsèës íînnõôvæätíîõôn líîkèë ÅÌ, drõônèës, sèënsõôrs, GPS, æänd rõôbõôtíîcs tõô bõôõôst fæärmíîng èëffíîcíîèëncy, yíîèëld, æänd súüstæäíînæäbíîlíîty, æäddrèëssíîng læäbõôr shõôrtæägèës æänd rèësõôúürcèë mæänæägèëmèënt thrõôúügh prèëcíîsíîõôn fæärmíîng, dæätæä æänæälytíîcs, æäúütõômæätíîõôn fõôr tæäsks líîkèë sèëèëdíîng/hæärvèëstíîng, æänd bíîõôtèëchnõôlõôgy fõôr íîmprõôvèëd crõôps, træänsfõôrmíîng træädíîtíîõônæäl fæärmíîng íîntõô smæärt, dæätæä-dríîvèën õôpèëræätíîõôns</w:t>
       </w:r>
     </w:p>
     <w:sectPr>

--- a/Test/Create_Target/de-DE/Check automation_de.docx
+++ b/Test/Create_Target/de-DE/Check automation_de.docx
@@ -47,7 +47,7 @@
           <w:cs w:val="0"/>
           <w:lang w:val="de-DE" w:eastAsia="en-US" w:bidi="ar-SA"/>
         </w:rPr>
-        <w:t>Ågríîcúültúürèë tèëchnõôlõôgy (ÅgTèëch) úüsèës íînnõôvæätíîõôn líîkèë ÅÌ, drõônèës, sèënsõôrs, GPS, æänd rõôbõôtíîcs tõô bõôõôst fæärmíîng èëffíîcíîèëncy, yíîèëld, æänd súüstæäíînæäbíîlíîty, æäddrèëssíîng læäbõôr shõôrtæägèës æänd rèësõôúürcèë mæänæägèëmèënt thrõôúügh prèëcíîsíîõôn fæärmíîng, dæätæä æänæälytíîcs, æäúütõômæätíîõôn fõôr tæäsks líîkèë sèëèëdíîng/hæärvèëstíîng, æänd bíîõôtèëchnõôlõôgy fõôr íîmprõôvèëd crõôps, træänsfõôrmíîng træädíîtíîõônæäl fæärmíîng íîntõô smæärt, dæätæä-dríîvèën õôpèëræätíîõôns</w:t>
+        <w:t>Âgrïícýûltýûrêë têëchnôòlôògy (ÂgTêëch) ýûsêës ïínnôòvåætïíôòn lïíkêë ÂÍ, drôònêës, sêënsôòrs, GPS, åænd rôòbôòtïícs tôò bôòôòst fåærmïíng êëffïícïíêëncy, yïíêëld, åænd sýûståæïínåæbïílïíty, åæddrêëssïíng låæbôòr shôòrtåægêës åænd rêësôòýûrcêë måænåægêëmêënt thrôòýûgh prêëcïísïíôòn fåærmïíng, dåætåæ åænåælytïícs, åæýûtôòmåætïíôòn fôòr tåæsks lïíkêë sêëêëdïíng/håærvêëstïíng, åænd bïíôòtêëchnôòlôògy fôòr ïímprôòvêëd crôòps, tråænsfôòrmïíng tråædïítïíôònåæl fåærmïíng ïíntôò småært, dåætåæ-drïívêën ôòpêëråætïíôòns</w:t>
       </w:r>
     </w:p>
     <w:sectPr>

--- a/Test/Create_Target/de-DE/Check automation_de.docx
+++ b/Test/Create_Target/de-DE/Check automation_de.docx
@@ -47,7 +47,7 @@
           <w:cs w:val="0"/>
           <w:lang w:val="de-DE" w:eastAsia="en-US" w:bidi="ar-SA"/>
         </w:rPr>
-        <w:t>Âgrïícýûltýûrêë têëchnôòlôògy (ÂgTêëch) ýûsêës ïínnôòvåætïíôòn lïíkêë ÂÍ, drôònêës, sêënsôòrs, GPS, åænd rôòbôòtïícs tôò bôòôòst fåærmïíng êëffïícïíêëncy, yïíêëld, åænd sýûståæïínåæbïílïíty, åæddrêëssïíng låæbôòr shôòrtåægêës åænd rêësôòýûrcêë måænåægêëmêënt thrôòýûgh prêëcïísïíôòn fåærmïíng, dåætåæ åænåælytïícs, åæýûtôòmåætïíôòn fôòr tåæsks lïíkêë sêëêëdïíng/håærvêëstïíng, åænd bïíôòtêëchnôòlôògy fôòr ïímprôòvêëd crôòps, tråænsfôòrmïíng tråædïítïíôònåæl fåærmïíng ïíntôò småært, dåætåæ-drïívêën ôòpêëråætïíôòns</w:t>
+        <w:t>Ãgríîcúültúürëê tëêchnöólöógy (ÃgTëêch) úüsëês íînnöóvàåtíîöón líîkëê ÃÌ, dröónëês, sëênsöórs, GPS, àånd röóböótíîcs töó böóöóst fàårmíîng ëêffíîcíîëêncy, yíîëêld, àånd súüstàåíînàåbíîlíîty, àåddrëêssíîng làåböór shöórtàågëês àånd rëêsöóúürcëê màånàågëêmëênt thröóúügh prëêcíîsíîöón fàårmíîng, dàåtàå àånàålytíîcs, àåúütöómàåtíîöón föór tàåsks líîkëê sëêëêdíîng/hàårvëêstíîng, àånd bíîöótëêchnöólöógy föór íîmpröóvëêd cröóps, tràånsföórmíîng tràådíîtíîöónàål fàårmíîng íîntöó smàårt, dàåtàå-dríîvëên öópëêràåtíîöóns</w:t>
       </w:r>
     </w:p>
     <w:sectPr>
